--- a/example/result/e25_url_as_text.docx
+++ b/example/result/e25_url_as_text.docx
@@ -2,6 +2,14 @@
 <file path=word/document.xml><?xml version="1.0" encoding="utf-8"?>
 <w:document xmlns:wpc="http://schemas.microsoft.com/office/word/2010/wordprocessingCanvas" xmlns:mo="http://schemas.microsoft.com/office/mac/office/2008/main" xmlns:mc="http://schemas.openxmlformats.org/markup-compatibility/2006" xmlns:mv="urn:schemas-microsoft-com:mac:vml" xmlns:o="urn:schemas-microsoft-com:office:office" xmlns:r="http://schemas.openxmlformats.org/officeDocument/2006/relationships" xmlns:m="http://schemas.openxmlformats.org/officeDocument/2006/math" xmlns:v="urn:schemas-microsoft-com:vml" xmlns:wp14="http://schemas.microsoft.com/office/word/2010/wordprocessingDrawing" xmlns:wp="http://schemas.openxmlformats.org/drawingml/2006/wordprocessingDrawing" xmlns:w10="urn:schemas-microsoft-com:office:word" xmlns:w="http://schemas.openxmlformats.org/wordprocessingml/2006/main" xmlns:w14="http://schemas.microsoft.com/office/word/2010/wordml" xmlns:wpg="http://schemas.microsoft.com/office/word/2010/wordprocessingGroup" xmlns:wpi="http://schemas.microsoft.com/office/word/2010/wordprocessingInk" xmlns:wne="http://schemas.microsoft.com/office/word/2006/wordml" xmlns:wps="http://schemas.microsoft.com/office/word/2010/wordprocessingShape" mc:Ignorable="w14 wp14">
   <w:body>
+    <w:p>
+      <w:pPr>
+        <w:pStyle w:val="Heading1"/>
+      </w:pPr>
+      <w:r>
+        <w:t>URL in paragraph example</w:t>
+      </w:r>
+    </w:p>
     <w:p>
       <w:r>
         <w:t>This is a paragraph with a URL:</w:t>

--- a/example/result/e25_url_as_text.docx
+++ b/example/result/e25_url_as_text.docx
@@ -31,7 +31,7 @@
         <w:t>By not specifying the text, the URL is shows as text:</w:t>
       </w:r>
       <w:r>
-        <w:t>https://bitbucket.org/tom-bjorkholm/mformat/src/master/example</w:t>
+        <w:t xml:space="preserve"> https://bitbucket.org/tom-bjorkholm/mformat/src/master/example</w:t>
       </w:r>
     </w:p>
     <w:p>
@@ -54,7 +54,7 @@
       </w:r>
     </w:p>
     <w:sectPr>
-      <w:pgSz w:w="12240" w:h="15840"/>
+      <w:pgSz w:w="11906" w:h="16838"/>
       <w:pgMar w:top="1440" w:right="1800" w:bottom="1440" w:left="1800" w:header="720" w:footer="720" w:gutter="0"/>
       <w:cols w:space="720"/>
       <w:docGrid w:linePitch="360"/>

--- a/example/result/e25_url_as_text.docx
+++ b/example/result/e25_url_as_text.docx
@@ -15,7 +15,7 @@
         <w:t>This is a paragraph with a URL:</w:t>
       </w:r>
       <w:r>
-        <w:t xml:space="preserve"> The examples are here. https://bitbucket.org/tom-bjorkholm/mformat/src/master/example</w:t>
+        <w:t xml:space="preserve"> The examples are here. https://github.com/tom-bjorkholm/mformat/blob/master/example</w:t>
       </w:r>
     </w:p>
     <w:p>
@@ -31,7 +31,7 @@
         <w:t>By not specifying the text, the URL is shows as text:</w:t>
       </w:r>
       <w:r>
-        <w:t xml:space="preserve"> https://bitbucket.org/tom-bjorkholm/mformat/src/master/example</w:t>
+        <w:t xml:space="preserve"> https://github.com/tom-bjorkholm/mformat/blob/master/example</w:t>
       </w:r>
     </w:p>
     <w:p>
@@ -39,13 +39,13 @@
         <w:t>A paragraph can of course have multiple URLs.</w:t>
       </w:r>
       <w:r>
-        <w:t xml:space="preserve"> The source code of the examples are here. https://bitbucket.org/tom-bjorkholm/mformat/src/master/example/src</w:t>
+        <w:t xml:space="preserve"> The source code of the examples are here. https://github.com/tom-bjorkholm/mformat/blob/master/example/src</w:t>
       </w:r>
       <w:r>
         <w:t xml:space="preserve"> and</w:t>
       </w:r>
       <w:r>
-        <w:t xml:space="preserve"> The produced output files are here. https://bitbucket.org/tom-bjorkholm/mformat/src/master/example/result</w:t>
+        <w:t xml:space="preserve"> The produced output files are here. https://github.com/tom-bjorkholm/mformat/blob/master/example/result</w:t>
       </w:r>
     </w:p>
     <w:p>
